--- a/testakten/unfallversicherung-arbeitsunfall-lagerleiter-sturz-trier/18_berufshilfe_antrag.docx
+++ b/testakten/unfallversicherung-arbeitsunfall-lagerleiter-sturz-trier/18_berufshilfe_antrag.docx
@@ -49,7 +49,7 @@
           <w:i w:val="0"/>
           <w:sz w:val="22"/>
         </w:rPr>
-        <w:t>Antragsteller: Karsten Moeller, vertreten durch die unterzeichnende Kanzlei. Adressat: Berufsgenossenschaft Handel und Warenlogistik, Bezirksverwaltung Trier, Aktenzeichen BGHW-2026-350118-MOELLER.</w:t>
+        <w:t>Antragsteller: Karsten Möller, vertreten durch die unterzeichnende Kanzlei. Adressat: Berufsgenossenschaft Handel und Warenlogistik, Bezirksverwaltung Trier, Aktenzeichen BGHW-2026-350118-MÖLLER.</w:t>
       </w:r>
     </w:p>
     <w:p>
@@ -68,7 +68,7 @@
           <w:i w:val="0"/>
           <w:sz w:val="22"/>
         </w:rPr>
-        <w:t>Es werden Leistungen zur Berufshilfe nach Paragraf 35 SGB VII beantragt, hilfsweise Leistungen zur medizinisch-beruflich orientierten Rehabilitation, fuer den Fall, dass eine Rueckkehr auf den bisherigen Arbeitsplatz als Lagerleiter mit koerperlich schwerer Taetigkeit dauerhaft nicht moeglich ist.</w:t>
+        <w:t>Es werden Leistungen zur Berufshilfe nach Paragraf 35 SGB VII beantragt, hilfsweise Leistungen zur medizinisch-beruflich orientierten Rehabilitation, für den Fall, dass eine Rückkehr auf den bisherigen Arbeitsplatz als Lagerleiter mit körperlich schwerer Tätigkeit dauerhaft nicht möglich ist.</w:t>
       </w:r>
     </w:p>
     <w:p>
@@ -76,7 +76,7 @@
         <w:pStyle w:val="Heading2"/>
       </w:pPr>
       <w:r>
-        <w:t>3. Begruendung</w:t>
+        <w:t>3. Begründung</w:t>
       </w:r>
     </w:p>
     <w:p>
@@ -87,7 +87,7 @@
           <w:i w:val="0"/>
           <w:sz w:val="22"/>
         </w:rPr>
-        <w:t>Nach dem Reha-Verlaufsbericht der BG Klinik Ludwigshafen vom 22.06.2026 besteht weiterhin ein relevantes Kraftdefizit der rechten Schulter. Der Arbeitsplatz als Lagerleiter erfordert regelmaessiges Heben und Ueberkopfarbeiten, die nach aerztlicher Einschaetzung derzeit nicht zumutbar sind. Es wird angeregt, eine innerbetriebliche Umsetzung in eine disponierende, ueberwiegend sitzende Taetigkeit zu pruefen, hilfsweise eine externe Qualifizierungsmassnahme.</w:t>
+        <w:t>Nach dem Reha-Verlaufsbericht der BG Klinik Ludwigshafen vom 22.06.2026 besteht weiterhin ein relevantes Kraftdefizit der rechten Schulter. Der Arbeitsplatz als Lagerleiter erfordert regelmäßiges Heben und Überkopfarbeiten, die nach ärztlicher Einschätzung derzeit nicht zumutbar sind. Es wird angeregt, eine innerbetriebliche Umsetzung in eine disponierende, überwiegend sitzende Tätigkeit zu prüfen, hilfsweise eine externe Qualifizierungsmassnahme.</w:t>
       </w:r>
     </w:p>
     <w:p>
@@ -95,7 +95,7 @@
         <w:pStyle w:val="Heading2"/>
       </w:pPr>
       <w:r>
-        <w:t>4. Vorlaeufiger Vorbehalt</w:t>
+        <w:t>4. Vorläufiger Vorbehalt</w:t>
       </w:r>
     </w:p>
     <w:p>
@@ -106,28 +106,104 @@
           <w:i w:val="0"/>
           <w:sz w:val="22"/>
         </w:rPr>
-        <w:t>Der Antrag wird ausdruecklich unter dem Vorbehalt gestellt, dass die BG das Ereignis vom 03.04.2026 als Arbeitsunfall anerkennt. Sollte die Anerkennung verweigert bleiben, wird der Antrag als Eventualantrag fuer das Widerspruchsverfahren aufrechterhalten.</w:t>
-      </w:r>
-    </w:p>
-    <w:p>
-      <w:r>
-        <w:rPr>
-          <w:rFonts w:ascii="Times New Roman" w:hAnsi="Times New Roman"/>
-          <w:b w:val="0"/>
-          <w:i w:val="0"/>
-          <w:sz w:val="22"/>
-        </w:rPr>
-        <w:t>Formathinweis: Dieses Aktenstück wird in Times New Roman, 11 pt, mit ausschließlich dezimaler Gliederung ausgegeben.</w:t>
+        <w:t>Der Antrag wird ausdrücklich unter dem Vorbehalt gestellt, dass die BG das Ereignis vom 03.04.2026 als Arbeitsunfall anerkennt. Sollte die Anerkennung verweigert bleiben, wird der Antrag als Eventualantrag für das Widerspruchsverfahren aufrechterhalten.</w:t>
       </w:r>
     </w:p>
     <w:sectPr>
-      <w:pgSz w:w="12240" w:h="15840"/>
-      <w:pgMar w:top="1440" w:right="1800" w:bottom="1440" w:left="1800" w:header="720" w:footer="720" w:gutter="0"/>
+      <w:headerReference w:type="default" r:id="rId9"/>
+      <w:footerReference w:type="default" r:id="rId10"/>
+      <w:pgSz w:w="11906" w:h="16838"/>
+      <w:pgMar w:top="1440" w:right="1800" w:bottom="1440" w:left="1800" w:header="680" w:footer="567" w:gutter="0"/>
       <w:cols w:space="720"/>
       <w:docGrid w:linePitch="360"/>
     </w:sectPr>
   </w:body>
 </w:document>
+</file>
+
+<file path=word/footer1.xml><?xml version="1.0" encoding="utf-8"?>
+<w:ftr xmlns:m="http://schemas.openxmlformats.org/officeDocument/2006/math" xmlns:mc="http://schemas.openxmlformats.org/markup-compatibility/2006" xmlns:mo="http://schemas.microsoft.com/office/mac/office/2008/main" xmlns:mv="urn:schemas-microsoft-com:mac:vml" xmlns:o="urn:schemas-microsoft-com:office:office" xmlns:r="http://schemas.openxmlformats.org/officeDocument/2006/relationships" xmlns:v="urn:schemas-microsoft-com:vml" xmlns:w10="urn:schemas-microsoft-com:office:word" xmlns:w14="http://schemas.microsoft.com/office/word/2010/wordml" xmlns:w="http://schemas.openxmlformats.org/wordprocessingml/2006/main" xmlns:wne="http://schemas.microsoft.com/office/word/2006/wordml" xmlns:wp14="http://schemas.microsoft.com/office/word/2010/wordprocessingDrawing" xmlns:wp="http://schemas.openxmlformats.org/drawingml/2006/wordprocessingDrawing" xmlns:wpc="http://schemas.microsoft.com/office/word/2010/wordprocessingCanvas" xmlns:wpg="http://schemas.microsoft.com/office/word/2010/wordprocessingGroup" xmlns:wpi="http://schemas.microsoft.com/office/word/2010/wordprocessingInk" xmlns:wps="http://schemas.microsoft.com/office/word/2010/wordprocessingShape" mc:Ignorable="w14 wp14">
+  <w:p>
+    <w:pPr>
+      <w:pStyle w:val="Footer"/>
+      <w:tabs>
+        <w:tab w:pos="9071" w:val="right"/>
+      </w:tabs>
+      <w:jc w:val="left"/>
+    </w:pPr>
+    <w:r>
+      <w:rPr>
+        <w:rFonts w:ascii="Times New Roman" w:hAnsi="Times New Roman"/>
+        <w:color w:val="6B6B66"/>
+        <w:sz w:val="16"/>
+      </w:rPr>
+    </w:r>
+    <w:r>
+      <w:rPr>
+        <w:rFonts w:ascii="Times New Roman" w:hAnsi="Times New Roman"/>
+        <w:color w:val="6B6B66"/>
+        <w:sz w:val="16"/>
+      </w:rPr>
+      <w:t>Kanzlei Lindenhof und Partner mbB</w:t>
+    </w:r>
+    <w:r>
+      <w:rPr>
+        <w:rFonts w:ascii="Times New Roman" w:hAnsi="Times New Roman"/>
+        <w:color w:val="6B6B66"/>
+        <w:sz w:val="16"/>
+      </w:rPr>
+      <w:tab/>
+      <w:t xml:space="preserve">Seite </w:t>
+    </w:r>
+    <w:r>
+      <w:rPr>
+        <w:rFonts w:ascii="Times New Roman" w:hAnsi="Times New Roman"/>
+        <w:color w:val="6B6B66"/>
+        <w:sz w:val="16"/>
+      </w:rPr>
+      <w:fldChar w:fldCharType="begin"/>
+      <w:instrText xml:space="preserve"> PAGE </w:instrText>
+      <w:fldChar w:fldCharType="end"/>
+    </w:r>
+  </w:p>
+</w:ftr>
+</file>
+
+<file path=word/header1.xml><?xml version="1.0" encoding="utf-8"?>
+<w:hdr xmlns:m="http://schemas.openxmlformats.org/officeDocument/2006/math" xmlns:mc="http://schemas.openxmlformats.org/markup-compatibility/2006" xmlns:mo="http://schemas.microsoft.com/office/mac/office/2008/main" xmlns:mv="urn:schemas-microsoft-com:mac:vml" xmlns:o="urn:schemas-microsoft-com:office:office" xmlns:r="http://schemas.openxmlformats.org/officeDocument/2006/relationships" xmlns:v="urn:schemas-microsoft-com:vml" xmlns:w10="urn:schemas-microsoft-com:office:word" xmlns:w14="http://schemas.microsoft.com/office/word/2010/wordml" xmlns:w="http://schemas.openxmlformats.org/wordprocessingml/2006/main" xmlns:wne="http://schemas.microsoft.com/office/word/2006/wordml" xmlns:wp14="http://schemas.microsoft.com/office/word/2010/wordprocessingDrawing" xmlns:wp="http://schemas.openxmlformats.org/drawingml/2006/wordprocessingDrawing" xmlns:wpc="http://schemas.microsoft.com/office/word/2010/wordprocessingCanvas" xmlns:wpg="http://schemas.microsoft.com/office/word/2010/wordprocessingGroup" xmlns:wpi="http://schemas.microsoft.com/office/word/2010/wordprocessingInk" xmlns:wps="http://schemas.microsoft.com/office/word/2010/wordprocessingShape" mc:Ignorable="w14 wp14">
+  <w:p>
+    <w:pPr>
+      <w:pStyle w:val="Header"/>
+      <w:jc w:val="left"/>
+    </w:pPr>
+    <w:r/>
+    <w:r>
+      <w:rPr>
+        <w:rFonts w:ascii="Times New Roman" w:hAnsi="Times New Roman"/>
+        <w:b/>
+        <w:color w:val="3B3F45"/>
+        <w:sz w:val="22"/>
+      </w:rPr>
+      <w:t>KANZLEI LINDENHOF UND PARTNER MBB</w:t>
+    </w:r>
+  </w:p>
+  <w:p>
+    <w:pPr>
+      <w:jc w:val="left"/>
+      <w:pBdr>
+        <w:bottom w:val="single" w:sz="8" w:space="2" w:color="3B3F45"/>
+      </w:pBdr>
+    </w:pPr>
+    <w:r>
+      <w:rPr>
+        <w:rFonts w:ascii="Times New Roman" w:hAnsi="Times New Roman"/>
+        <w:color w:val="6B6B66"/>
+        <w:sz w:val="16"/>
+      </w:rPr>
+      <w:t>Rechtsanwaltskanzlei</w:t>
+    </w:r>
+  </w:p>
+</w:hdr>
 </file>
 
 <file path=word/numbering.xml><?xml version="1.0" encoding="utf-8"?>
